--- a/ADR_042.docx
+++ b/ADR_042.docx
@@ -29,7 +29,7 @@
           <w:sz w:val="26"/>
           <w:szCs w:val="26"/>
         </w:rPr>
-        <w:t xml:space="preserve">ADR Corpus Reconciliation — “AI Build” Project Knowledge vs. Local Document Store</w:t>
+        <w:t xml:space="preserve">ADR Corpus Reconciliation — “Mac Mini” Project Knowledge vs. Local Document Store</w:t>
       </w:r>
     </w:p>
     <w:p>
@@ -44,7 +44,7 @@
           <w:sz w:val="20"/>
           <w:szCs w:val="20"/>
         </w:rPr>
-        <w:t xml:space="preserve">OpenClaw — Phase 1    |    Drafted August 22, 2026    |    Status OPEN</w:t>
+        <w:t xml:space="preserve">OpenClaw — Phase 1    |    Drafted August 22, 2026    |    Amended August 23, 2026    |    Status OPEN</w:t>
       </w:r>
     </w:p>
     <w:p>
@@ -171,7 +171,7 @@
                 <w:b w:val="false"/>
                 <w:bCs w:val="false"/>
               </w:rPr>
-              <w:t xml:space="preserve">ADR Corpus Reconciliation — “AI Build” Project Knowledge vs. Local Document Store</w:t>
+              <w:t xml:space="preserve">ADR Corpus Reconciliation — “Mac Mini” Project Knowledge vs. Local Document Store</w:t>
             </w:r>
           </w:p>
         </w:tc>
@@ -220,7 +220,7 @@
                 <w:b w:val="false"/>
                 <w:bCs w:val="false"/>
               </w:rPr>
-              <w:t xml:space="preserve">OPEN — Drafted August 22, 2026. Explicitly deferred by operator direction: reconciliation is a dedicated future project, not in-scope for the current session. No target date set.</w:t>
+              <w:t xml:space="preserve">OPEN — Drafted August 22, 2026. Explicitly deferred by operator direction: reconciliation is a dedicated future project, not in-scope for the current session. No target date set. AMENDED August 23, 2026 — corrected a project-name misattribution; see Section 9 (Amendment Log).</w:t>
             </w:r>
           </w:p>
         </w:tc>
@@ -555,7 +555,7 @@
           <w:i w:val="false"/>
           <w:iCs w:val="false"/>
         </w:rPr>
-        <w:t xml:space="preserve">Sheldon confirmed in session that these lower-numbered ADRs were authored over several months in a Claude.ai Project named “AI Build,” which this Claude Code session has no API or tool access to read from directly — Claude.ai Projects are a separate product surface with no MCP/file bridge into Claude Code today.</w:t>
+        <w:t xml:space="preserve">Sheldon confirmed in session that these lower-numbered ADRs were authored over several months in a Claude.ai Project named “Mac Mini,” which this Claude Code session has no API or tool access to read from directly — Claude.ai Projects are a separate product surface with no MCP/file bridge into Claude Code today.</w:t>
       </w:r>
     </w:p>
     <w:p>
@@ -620,7 +620,7 @@
         <w:spacing w:after="80"/>
       </w:pPr>
       <w:r>
-        <w:t xml:space="preserve">Before any session grants an agent authority based on a specific ADR number that has no local record — that ADR's actual text should be pulled from “AI Build” and cross-checked before being relied on.</w:t>
+        <w:t xml:space="preserve">Before any session grants an agent authority based on a specific ADR number that has no local record — that ADR's actual text should be pulled from “Mac Mini” and cross-checked before being relied on.</w:t>
       </w:r>
     </w:p>
     <w:p>
@@ -660,7 +660,7 @@
           <w:i/>
           <w:iCs/>
         </w:rPr>
-        <w:t xml:space="preserve">This table reflects only what is visible from ~/openclaw's own text — code, changelog, and state docs. “AI Build” may hold additional ADRs never referenced locally (e.g. 001, 002, 004, 006–013, 015, 016, 018, 023–026); its true contents are unconfirmed pending export or read access.</w:t>
+        <w:t xml:space="preserve">This table reflects only what is visible from ~/openclaw's own text — code, changelog, and state docs. “Mac Mini” may hold additional ADRs never referenced locally (e.g. 001, 002, 004, 006–013, 015, 016, 018, 023–026); its true contents are unconfirmed pending export or read access.</w:t>
       </w:r>
     </w:p>
     <w:tbl>
@@ -916,7 +916,7 @@
                 <w:b w:val="false"/>
                 <w:bCs w:val="false"/>
               </w:rPr>
-              <w:t xml:space="preserve">Referenced as active governance, no local document (presumed in “AI Build”)</w:t>
+              <w:t xml:space="preserve">Referenced as active governance, no local document (presumed in “Mac Mini”)</w:t>
             </w:r>
           </w:p>
         </w:tc>
@@ -1076,7 +1076,7 @@
         <w:spacing w:after="80"/>
       </w:pPr>
       <w:r>
-        <w:t xml:space="preserve">Consolidate to one store: export every “AI Build” ADR into the local .docx template and treat ~/openclaw as the sole authoritative ADR store going forward.</w:t>
+        <w:t xml:space="preserve">Consolidate to one store: export every “Mac Mini” ADR into the local .docx template and treat ~/openclaw as the sole authoritative ADR store going forward.</w:t>
       </w:r>
     </w:p>
     <w:p>
@@ -1102,7 +1102,7 @@
         <w:spacing w:after="80"/>
       </w:pPr>
       <w:r>
-        <w:t xml:space="preserve">Reverse consolidation: move the local ADR-031+ .docx set into “AI Build” Project knowledge instead.</w:t>
+        <w:t xml:space="preserve">Reverse consolidation: move the local ADR-031+ .docx set into “Mac Mini” Project knowledge instead.</w:t>
       </w:r>
     </w:p>
     <w:p>
@@ -1676,7 +1676,7 @@
         <w:spacing w:after="80"/>
       </w:pPr>
       <w:r>
-        <w:t xml:space="preserve">Obtain read access to (or an export of) “AI Build”'s full ADR contents — required before any reconciliation work can start.</w:t>
+        <w:t xml:space="preserve">Obtain read access to (or an export of) “Mac Mini”'s full ADR contents — required before any reconciliation work can start.</w:t>
       </w:r>
     </w:p>
     <w:p>
@@ -1689,7 +1689,7 @@
         <w:spacing w:after="80"/>
       </w:pPr>
       <w:r>
-        <w:t xml:space="preserve">Confirm the true range of ADR numbers held in “AI Build” — the twelve found by this session's grep are a floor, not a ceiling; unreferenced ADRs there are currently invisible to this inventory.</w:t>
+        <w:t xml:space="preserve">Confirm the true range of ADR numbers held in “Mac Mini” — the twelve found by this session's grep are a floor, not a ceiling; unreferenced ADRs there are currently invisible to this inventory.</w:t>
       </w:r>
     </w:p>
     <w:p>
@@ -1728,7 +1728,7 @@
         <w:spacing w:after="80"/>
       </w:pPr>
       <w:r>
-        <w:t xml:space="preserve">Once “AI Build” content is available, re-run this inventory and update Section 4.</w:t>
+        <w:t xml:space="preserve">Once “Mac Mini” content is available, re-run this inventory and update Section 4.</w:t>
       </w:r>
     </w:p>
     <w:p>
@@ -1781,7 +1781,7 @@
         <w:spacing w:after="80"/>
       </w:pPr>
       <w:r>
-        <w:t xml:space="preserve">Sheldon explicitly accepts the current fragmentation as a documented, permanent design (e.g. “AI Build” is intentionally the archival/rationale layer and ~/openclaw is intentionally the operative layer) — status moves to DECIDED with that rationale recorded.</w:t>
+        <w:t xml:space="preserve">Sheldon explicitly accepts the current fragmentation as a documented, permanent design (e.g. “Mac Mini” is intentionally the archival/rationale layer and ~/openclaw is intentionally the operative layer) — status moves to DECIDED with that rationale recorded.</w:t>
       </w:r>
     </w:p>
     <w:p>
@@ -1799,6 +1799,69 @@
     </w:p>
     <w:p>
       <w:pPr>
+        <w:pStyle w:val="Heading1"/>
+        <w:spacing w:after="160" w:before="320"/>
+      </w:pPr>
+      <w:r>
+        <w:rPr>
+          <w:b/>
+          <w:bCs/>
+          <w:sz w:val="28"/>
+          <w:szCs w:val="28"/>
+        </w:rPr>
+        <w:t xml:space="preserve">9.  Amendment Log</w:t>
+      </w:r>
+    </w:p>
+    <w:p>
+      <w:pPr>
+        <w:spacing w:after="160"/>
+      </w:pPr>
+      <w:r>
+        <w:rPr>
+          <w:i w:val="false"/>
+          <w:iCs w:val="false"/>
+        </w:rPr>
+        <w:t xml:space="preserve">2026-08-23 — Corrected project-name misattribution. This ADR's Problem Statement originally stated the missing lower-numbered ADRs were authored in a Claude.ai Project named “AI Build.” That attribution was incorrect.</w:t>
+      </w:r>
+    </w:p>
+    <w:p>
+      <w:pPr>
+        <w:spacing w:after="160"/>
+      </w:pPr>
+      <w:r>
+        <w:rPr>
+          <w:i w:val="false"/>
+          <w:iCs w:val="false"/>
+        </w:rPr>
+        <w:t xml:space="preserve">This session captured “AI Build” directly (operator-saved complete page export, 2026-08-23) and found it to be an unrelated, dormant, pre-prototype project — a different multi-tenant SaaS concept for SNAP compliance decision support, last updated March 27, 2026, with only three knowledge-base files, none ADR-NNN numbered, and explicitly “no code written yet.”</w:t>
+      </w:r>
+    </w:p>
+    <w:p>
+      <w:pPr>
+        <w:spacing w:after="160"/>
+      </w:pPr>
+      <w:r>
+        <w:rPr>
+          <w:i w:val="false"/>
+          <w:iCs w:val="false"/>
+        </w:rPr>
+        <w:t xml:space="preserve">The project that actually matches this repository — same product, same federal_policy_brief pipeline, same ADR-001 through ADR-042 numbering, updated 8 hours before this correction was made — is the “Mac Mini” Claude.ai Project. Every reference to “AI Build” in this document has been corrected to “Mac Mini” accordingly. No other content in this ADR — the inventory, counts, candidate approaches, or evaluation criteria — was changed by this amendment.</w:t>
+      </w:r>
+    </w:p>
+    <w:p>
+      <w:pPr>
+        <w:spacing w:after="160"/>
+      </w:pPr>
+      <w:r>
+        <w:rPr>
+          <w:i w:val="false"/>
+          <w:iCs w:val="false"/>
+        </w:rPr>
+        <w:t xml:space="preserve">Full supporting evidence: ADR_Corpus_Inventory_2026-08-23.xlsx and ADR_Reconciliation_Plan_2026-08-23.docx, both in adr_fragments_2026-08-22/reconciliation_2026-08-23/.</w:t>
+      </w:r>
+    </w:p>
+    <w:p>
+      <w:pPr>
         <w:pBdr>
           <w:top w:val="single" w:color="999999" w:sz="6"/>
         </w:pBdr>
@@ -1832,7 +1895,7 @@
           <w:sz w:val="18"/>
           <w:szCs w:val="18"/>
         </w:rPr>
-        <w:t xml:space="preserve">ADR-042 v1.0 — Drafted August 22, 2026 — Status OPEN</w:t>
+        <w:t xml:space="preserve">ADR-042 v1.1 — Drafted August 22, 2026 — Amended August 23, 2026 — Status OPEN</w:t>
       </w:r>
     </w:p>
     <w:sectPr>
